--- a/data/ai_paras/AI_para_119.docx
+++ b/data/ai_paras/AI_para_119.docx
@@ -4,7 +4,7 @@
   <w:body>
     <w:p>
       <w:r>
-        <w:t>The design choices for the artifact are strategically crafted to engage extraterrestrial recipients through multiple sensory modalities, enhancing the likelihood of effective communication. The use of harmonic tones and rhythmic patterns serves to transcend linguistic limitations, offering a structured auditory experience that may be universally recognizable (Ref-f872342). By incorporating textured surfaces, the artifact invites tactile interaction, catering to potential non-visual sensory perceptions that extraterrestrial beings may possess. The dynamic visual elements, featuring geometric symbols and light patterns, are selected for their simplicity and potential universality, enabling the conveyance of complex ideas in an accessible format. Additionally, the olfactory component, with its neutral scent, is designed to subtly draw attention without overwhelming unfamiliar sensory systems, thus maintaining an inviting and non-threatening presence that encourages exploration and response from intelligent extraterrestrial life forms.</w:t>
+        <w:t>The creation of a sensorial artifact to communicate with intelligent extraterrestrial life holds the promise of bridging a profound interstellar divide. By integrating sound, tactile, visual, and olfactory elements, the artifact is designed to transcend the constraints of human language and engage diverse sensory experiences. Its potential impact lies in its ability to initiate a dialogue that fosters mutual understanding and curiosity between humans and other life forms. Reflecting on this endeavor, it becomes evident that the broader implications extend beyond mere contact; they challenge us to rethink our place in the universe and our assumptions about intelligence and communication. Ultimately, this project inspires a reimagining of the possibilities of interstellar communication, encouraging further exploration and innovation in our quest to connect with the unknown.</w:t>
       </w:r>
     </w:p>
     <w:sectPr>
